--- a/courts/fourth-circuit/south-carolina/state/supreme-court/petition-for-writ/usage/OUTPUT-petition-for-writ.docx
+++ b/courts/fourth-circuit/south-carolina/state/supreme-court/petition-for-writ/usage/OUTPUT-petition-for-writ.docx
@@ -3371,15 +3371,15 @@
         <w:pStyle w:val="BodyText"/>
       </w:pPr>
       <w:r>
-        <w:t xml:space="preserve">assistance from the States . . . – a request which the Governors of the States did not</w:t>
-      </w:r>
-    </w:p>
-    <w:p>
-      <w:pPr>
-        <w:pStyle w:val="BodyText"/>
-      </w:pPr>
-      <w:r>
-        <w:t xml:space="preserve">have to yield to[.]”); id. (“Amici States . . . are in the best position to speak to the</w:t>
+        <w:t xml:space="preserve">assistance from the States ⁠. ⁠. ⁠. – a request which the Governors of the States did not</w:t>
+      </w:r>
+    </w:p>
+    <w:p>
+      <w:pPr>
+        <w:pStyle w:val="BodyText"/>
+      </w:pPr>
+      <w:r>
+        <w:t xml:space="preserve">have to yield to[.]”); id. (“Amici States ⁠. ⁠. ⁠. are in the best position to speak to the</w:t>
       </w:r>
     </w:p>
     <w:p>
@@ -3801,7 +3801,15 @@
         <w:pStyle w:val="BodyText"/>
       </w:pPr>
       <w:r>
-        <w:t xml:space="preserve">S.C. Code Ann. § 25</w:t>
+        <w:t xml:space="preserve">S.C. Code Ann. § 25-⁠1-⁠1820.</w:t>
+      </w:r>
+    </w:p>
+    <w:p>
+      <w:pPr>
+        <w:pStyle w:val="BodyText"/>
+      </w:pPr>
+      <w:r>
+        <w:t xml:space="preserve">Section 25</w:t>
       </w:r>
       <w:r>
         <w:noBreakHyphen/>
@@ -3813,26 +3821,6 @@
         <w:noBreakHyphen/>
       </w:r>
       <w:r>
-        <w:t xml:space="preserve">1820.</w:t>
-      </w:r>
-    </w:p>
-    <w:p>
-      <w:pPr>
-        <w:pStyle w:val="BodyText"/>
-      </w:pPr>
-      <w:r>
-        <w:t xml:space="preserve">Section 25</w:t>
-      </w:r>
-      <w:r>
-        <w:noBreakHyphen/>
-      </w:r>
-      <w:r>
-        <w:t xml:space="preserve">1</w:t>
-      </w:r>
-      <w:r>
-        <w:noBreakHyphen/>
-      </w:r>
-      <w:r>
         <w:t xml:space="preserve">1840 authorizes the Governor to deploy active-duty National</w:t>
       </w:r>
     </w:p>
@@ -3897,19 +3885,7 @@
         <w:pStyle w:val="BodyText"/>
       </w:pPr>
       <w:r>
-        <w:t xml:space="preserve">S.C. Code Ann. § 25</w:t>
-      </w:r>
-      <w:r>
-        <w:noBreakHyphen/>
-      </w:r>
-      <w:r>
-        <w:t xml:space="preserve">1</w:t>
-      </w:r>
-      <w:r>
-        <w:noBreakHyphen/>
-      </w:r>
-      <w:r>
-        <w:t xml:space="preserve">1840.</w:t>
+        <w:t xml:space="preserve">S.C. Code Ann. § 25-⁠1-⁠1840.</w:t>
       </w:r>
     </w:p>
     <w:p>
@@ -3949,19 +3925,7 @@
         <w:pStyle w:val="BodyText"/>
       </w:pPr>
       <w:r>
-        <w:t xml:space="preserve">Management Assistance Compact (EMAC). See S.C. Code § 25</w:t>
-      </w:r>
-      <w:r>
-        <w:noBreakHyphen/>
-      </w:r>
-      <w:r>
-        <w:t xml:space="preserve">9</w:t>
-      </w:r>
-      <w:r>
-        <w:noBreakHyphen/>
-      </w:r>
-      <w:r>
-        <w:t xml:space="preserve">420. But the</w:t>
+        <w:t xml:space="preserve">Management Assistance Compact (EMAC). See S.C. Code § 25-⁠9-⁠420. But the</w:t>
       </w:r>
     </w:p>
     <w:p>
@@ -4155,7 +4119,7 @@
         <w:pStyle w:val="BodyText"/>
       </w:pPr>
       <w:r>
-        <w:t xml:space="preserve">Distribution Service (“DVIDS”), South Carolina’s troops worked to “ensure[ ]</w:t>
+        <w:t xml:space="preserve">Distribution Service (“DVIDS”), South Carolina’s troops worked to “ensure[ ⁠]</w:t>
       </w:r>
     </w:p>
     <w:p>
@@ -4227,43 +4191,31 @@
         <w:pStyle w:val="BodyText"/>
       </w:pPr>
       <w:r>
-        <w:t xml:space="preserve">Guard to Washington, D.C., SC.Gov (Aug. 16, 2025), https://perma.cc/2TRK-SJXH. 3 Defense Visual Information Distribution Service (DVIDS), South Carolina</w:t>
-      </w:r>
-    </w:p>
-    <w:p>
-      <w:pPr>
-        <w:pStyle w:val="BodyText"/>
-      </w:pPr>
-      <w:r>
-        <w:t xml:space="preserve">National Guard Supports D.C. Safe and Beautiful Mission (Oct. 23, 2025) (available at https://www.dvidshub.net/​video/985357/​south-carolina-national-guard-supports- dc-safe-and-beautiful-mission). 4 NVIDS, “National Guard Soldiers Promote Cleanliness, Beauty and Mission</w:t>
-      </w:r>
-    </w:p>
-    <w:p>
-      <w:pPr>
-        <w:pStyle w:val="BodyText"/>
-      </w:pPr>
-      <w:r>
-        <w:t xml:space="preserve">Readiness” (Oct. 21, 2025), https://perma.cc/​UXH9</w:t>
-      </w:r>
-      <w:r>
-        <w:noBreakHyphen/>
-      </w:r>
-      <w:r>
-        <w:t xml:space="preserve">7ZK7. 5 South Carolina National Guard members return from Washington, DC, WYFF4</w:t>
-      </w:r>
-    </w:p>
-    <w:p>
-      <w:pPr>
-        <w:pStyle w:val="BodyText"/>
-      </w:pPr>
-      <w:r>
-        <w:t xml:space="preserve">(Sep. 21, 2025), https://perma.cc/6MEJ</w:t>
-      </w:r>
-      <w:r>
-        <w:noBreakHyphen/>
-      </w:r>
-      <w:r>
-        <w:t xml:space="preserve">9KZS. 6 Gov. Henry McMaster (</w:t>
+        <w:t xml:space="preserve">Guard to Washington, D.C., SC.Gov (Aug. 16, 2025), https://​perma.​cc/​2TRK-​SJXH. 3 Defense Visual Information Distribution Service (DVIDS), South Carolina</w:t>
+      </w:r>
+    </w:p>
+    <w:p>
+      <w:pPr>
+        <w:pStyle w:val="BodyText"/>
+      </w:pPr>
+      <w:r>
+        <w:t xml:space="preserve">National Guard Supports D.C. Safe and Beautiful Mission (Oct. 23, 2025) (available at https://​www.​dvidshub.​net/​video/​985357/​south-​carolina-​national-​guard-​supports- dc-safe-and-beautiful-mission). 4 NVIDS, “National Guard Soldiers Promote Cleanliness, Beauty and Mission</w:t>
+      </w:r>
+    </w:p>
+    <w:p>
+      <w:pPr>
+        <w:pStyle w:val="BodyText"/>
+      </w:pPr>
+      <w:r>
+        <w:t xml:space="preserve">Readiness” (Oct. 21, 2025), https://​perma.​cc/​UXH9-⁠7ZK7. 5 South Carolina National Guard members return from Washington, DC, WYFF4</w:t>
+      </w:r>
+    </w:p>
+    <w:p>
+      <w:pPr>
+        <w:pStyle w:val="BodyText"/>
+      </w:pPr>
+      <w:r>
+        <w:t xml:space="preserve">(Sep. 21, 2025), https://​perma.​cc/​6MEJ-⁠9KZS. 6 Gov. Henry McMaster (</w:t>
       </w:r>
       <w:r>
         <w:t xml:space="preserve">@henrymcmaster</w:t>
@@ -4277,13 +4229,7 @@
         <w:pStyle w:val="BodyText"/>
       </w:pPr>
       <w:r>
-        <w:t xml:space="preserve">https://perma.cc/​JSN5</w:t>
-      </w:r>
-      <w:r>
-        <w:noBreakHyphen/>
-      </w:r>
-      <w:r>
-        <w:t xml:space="preserve">4S93.</w:t>
+        <w:t xml:space="preserve">https://​perma.​cc/​JSN5-⁠4S93.</w:t>
       </w:r>
     </w:p>
     <w:p>
@@ -4371,13 +4317,7 @@
         <w:pStyle w:val="BodyText"/>
       </w:pPr>
       <w:r>
-        <w:t xml:space="preserve">government to halt it. See D.C. Code § 7</w:t>
-      </w:r>
-      <w:r>
-        <w:noBreakHyphen/>
-      </w:r>
-      <w:r>
-        <w:t xml:space="preserve">2332; see also District of Columbia v.</w:t>
+        <w:t xml:space="preserve">government to halt it. See D.C. Code § 7-⁠2332; see also District of Columbia v.</w:t>
       </w:r>
     </w:p>
     <w:p>
@@ -4533,35 +4473,23 @@
         <w:pStyle w:val="BodyText"/>
       </w:pPr>
       <w:r>
-        <w:t xml:space="preserve">return to D.C., WRDW (Dec. 2, 2025, at 4:50am), https://perma.cc/​DJ4A</w:t>
-      </w:r>
-      <w:r>
-        <w:noBreakHyphen/>
-      </w:r>
-      <w:r>
-        <w:t xml:space="preserve">3Q9B. 8 Jessica Holdman, SC sends 300 National Guard troops to DC in second deployment rotation, S.C. Daily Gazette (Dec. 5, 2025, at 9:18am), https://perma.cc/8H5N</w:t>
-      </w:r>
-      <w:r>
-        <w:noBreakHyphen/>
-      </w:r>
-      <w:r>
-        <w:t xml:space="preserve">2Q8J. 9 Marley Bassett, ‘Happy to do it’: McMaster explains S.C. National Guard members’</w:t>
-      </w:r>
-    </w:p>
-    <w:p>
-      <w:pPr>
-        <w:pStyle w:val="BodyText"/>
-      </w:pPr>
-      <w:r>
-        <w:t xml:space="preserve">return to D.C., WRDW (Dec. 2, 2025, at 4:50am), https://perma.cc/​JQ84-PGPU. 10 See, e.g., Carla Babb, Troops in DC Encounter Few Crises, But Plenty of Walking</w:t>
-      </w:r>
-    </w:p>
-    <w:p>
-      <w:pPr>
-        <w:pStyle w:val="BodyText"/>
-      </w:pPr>
-      <w:r>
-        <w:t xml:space="preserve">and Yard Work, Military Times (Sep. 12, 2025), https://perma.cc/​JW2C-NF4M (“Have I seen [an emergency]? I’d better not answer that,” one deployed Guard member said while shaking his head. “Besides people falling off the steps, not really.”); see also id. (“I think it could be nice to work here,” said another Guard member).</w:t>
+        <w:t xml:space="preserve">return to D.C., WRDW (Dec. 2, 2025, at 4:50am), https://​perma.​cc/​DJ4A-⁠3Q9B. 8 Jessica Holdman, SC sends 300 National Guard troops to DC in second deployment rotation, S.C. Daily Gazette (Dec. 5, 2025, at 9:18am), https://​perma.​cc/​8H5N-⁠2Q8J. 9 Marley Bassett, ‘Happy to do it’: McMaster explains S.C. National Guard members’</w:t>
+      </w:r>
+    </w:p>
+    <w:p>
+      <w:pPr>
+        <w:pStyle w:val="BodyText"/>
+      </w:pPr>
+      <w:r>
+        <w:t xml:space="preserve">return to D.C., WRDW (Dec. 2, 2025, at 4:50am), https://​perma.​cc/​JQ84-​PGPU. 10 See, e.g., Carla Babb, Troops in DC Encounter Few Crises, But Plenty of Walking</w:t>
+      </w:r>
+    </w:p>
+    <w:p>
+      <w:pPr>
+        <w:pStyle w:val="BodyText"/>
+      </w:pPr>
+      <w:r>
+        <w:t xml:space="preserve">and Yard Work, Military Times (Sep. 12, 2025), https://​perma.​cc/​JW2C-​NF4M (“Have I seen [an emergency]? I’d better not answer that,” one deployed Guard member said while shaking his head. “Besides people falling off the steps, not really.”); see also id. (“I think it could be nice to work here,” said another Guard member).</w:t>
       </w:r>
     </w:p>
     <w:p>
@@ -4617,7 +4545,7 @@
         <w:pStyle w:val="BodyText"/>
       </w:pPr>
       <w:r>
-        <w:t xml:space="preserve">https://perma.cc/8U7U-WQXU.</w:t>
+        <w:t xml:space="preserve">https://​perma.​cc/​8U7U-​WQXU.</w:t>
       </w:r>
     </w:p>
     <w:p>
@@ -4691,7 +4619,7 @@
         <w:pStyle w:val="BodyText"/>
       </w:pPr>
       <w:r>
-        <w:t xml:space="preserve">matters in its original jurisdiction . . . [i]f the public interest is involved, or if special</w:t>
+        <w:t xml:space="preserve">matters in its original jurisdiction ⁠. ⁠. ⁠. [i]f the public interest is involved, or if special</w:t>
       </w:r>
     </w:p>
     <w:p>
@@ -5607,23 +5535,23 @@
         <w:pStyle w:val="BodyText"/>
       </w:pPr>
       <w:r>
-        <w:t xml:space="preserve">https://perma.cc/4XTP-WEMZ; Donald J. Trump, Restoring Law and Order in the</w:t>
-      </w:r>
-    </w:p>
-    <w:p>
-      <w:pPr>
-        <w:pStyle w:val="BodyText"/>
-      </w:pPr>
-      <w:r>
-        <w:t xml:space="preserve">District of Columbia, The White House (Aug. 11, 2025), https://perma.cc/2U6Q-</w:t>
-      </w:r>
-    </w:p>
-    <w:p>
-      <w:pPr>
-        <w:pStyle w:val="BodyText"/>
-      </w:pPr>
-      <w:r>
-        <w:t xml:space="preserve">8LVK . All that this case requires from the Court is a legal determination of whether the Governor’s actions exceed his legal authority, and that determination</w:t>
+        <w:t xml:space="preserve">https://​perma.​cc/​4XTP-​WEMZ; Donald J. Trump, Restoring Law and Order in the</w:t>
+      </w:r>
+    </w:p>
+    <w:p>
+      <w:pPr>
+        <w:pStyle w:val="BodyText"/>
+      </w:pPr>
+      <w:r>
+        <w:t xml:space="preserve">District of Columbia, The White House (Aug. 11, 2025), https://​perma.​cc/​2U6Q-</w:t>
+      </w:r>
+    </w:p>
+    <w:p>
+      <w:pPr>
+        <w:pStyle w:val="BodyText"/>
+      </w:pPr>
+      <w:r>
+        <w:t xml:space="preserve">8LVK ⁠. All that this case requires from the Court is a legal determination of whether the Governor’s actions exceed his legal authority, and that determination</w:t>
       </w:r>
     </w:p>
     <w:p>
@@ -6607,19 +6535,7 @@
         <w:pStyle w:val="BodyText"/>
       </w:pPr>
       <w:r>
-        <w:t xml:space="preserve">S.C. Code Ann. § 25</w:t>
-      </w:r>
-      <w:r>
-        <w:noBreakHyphen/>
-      </w:r>
-      <w:r>
-        <w:t xml:space="preserve">1</w:t>
-      </w:r>
-      <w:r>
-        <w:noBreakHyphen/>
-      </w:r>
-      <w:r>
-        <w:t xml:space="preserve">1840.</w:t>
+        <w:t xml:space="preserve">S.C. Code Ann. § 25-⁠1-⁠1840.</w:t>
       </w:r>
     </w:p>
     <w:p>
@@ -6953,19 +6869,7 @@
         <w:pStyle w:val="BodyText"/>
       </w:pPr>
       <w:r>
-        <w:t xml:space="preserve">Code § 25</w:t>
-      </w:r>
-      <w:r>
-        <w:noBreakHyphen/>
-      </w:r>
-      <w:r>
-        <w:t xml:space="preserve">9</w:t>
-      </w:r>
-      <w:r>
-        <w:noBreakHyphen/>
-      </w:r>
-      <w:r>
-        <w:t xml:space="preserve">420 (“Nothing in this compact shall authorize or permit the use of</w:t>
+        <w:t xml:space="preserve">Code § 25-⁠9-⁠420 (“Nothing in this compact shall authorize or permit the use of</w:t>
       </w:r>
     </w:p>
     <w:p>
@@ -6989,13 +6893,7 @@
         <w:pStyle w:val="BodyText"/>
       </w:pPr>
       <w:r>
-        <w:t xml:space="preserve">speaks for the District under the Compact. See D.C. Code § 7</w:t>
-      </w:r>
-      <w:r>
-        <w:noBreakHyphen/>
-      </w:r>
-      <w:r>
-        <w:t xml:space="preserve">2332.</w:t>
+        <w:t xml:space="preserve">speaks for the District under the Compact. See D.C. Code § 7-⁠2332.</w:t>
       </w:r>
     </w:p>
     <w:p>
@@ -7447,7 +7345,7 @@
         <w:pStyle w:val="BodyText"/>
       </w:pPr>
       <w:r>
-        <w:t xml:space="preserve">accountability and the . . . integrity of government action.” S.C. Pub. Int. Found. v.</w:t>
+        <w:t xml:space="preserve">accountability and the ⁠. ⁠. ⁠. integrity of government action.” S.C. Pub. Int. Found. v.</w:t>
       </w:r>
     </w:p>
     <w:p>
@@ -8065,21 +7963,15 @@
         <w:pStyle w:val="BodyText"/>
       </w:pPr>
       <w:r>
-        <w:t xml:space="preserve">1, 2024), https://perma.cc/8N7D</w:t>
-      </w:r>
-      <w:r>
-        <w:noBreakHyphen/>
-      </w:r>
-      <w:r>
-        <w:t xml:space="preserve">5AXD. 12 SC NationalGuard, Hurricane Helene Response 2024, YouTube (Nov. 26, 2024),</w:t>
-      </w:r>
-    </w:p>
-    <w:p>
-      <w:pPr>
-        <w:pStyle w:val="BodyText"/>
-      </w:pPr>
-      <w:r>
-        <w:t xml:space="preserve">https://www.youtube.com/​watch?v=pYTO-iyEJYw.</w:t>
+        <w:t xml:space="preserve">1, 2024), https://​perma.​cc/​8N7D-⁠5AXD. 12 SC NationalGuard, Hurricane Helene Response 2024, YouTube (Nov. 26, 2024),</w:t>
+      </w:r>
+    </w:p>
+    <w:p>
+      <w:pPr>
+        <w:pStyle w:val="BodyText"/>
+      </w:pPr>
+      <w:r>
+        <w:t xml:space="preserve">https://​www.​youtube.​com/​watch?​v=pYTO-​iyEJYw.</w:t>
       </w:r>
     </w:p>
     <w:p>
@@ -10106,6 +9998,7 @@
     <w:unhideWhenUsed/>
     <w:qFormat/>
     <w:pPr>
+      <w:keepLines/>
       <w:spacing w:before="0" w:after="140" w:line="276" w:lineRule="exact"/>
     </w:pPr>
     <w:rPr>
@@ -10356,6 +10249,33 @@
     <w:pPr>
       <w:spacing w:before="0" w:after="0" w:line="276" w:lineRule="exact"/>
       <w:ind w:left="2160" w:hanging="720"/>
+    </w:pPr>
+  </w:style>
+  <w:style w:type="paragraph" w:customStyle="1" w:styleId="XdQuoteList1">
+    <w:name w:val="Xd Quote List 1"/>
+    <w:basedOn w:val="Normal"/>
+    <w:qFormat/>
+    <w:pPr>
+      <w:spacing w:before="0" w:after="0" w:line="276" w:lineRule="exact"/>
+      <w:ind w:left="1440" w:right="720" w:hanging="720"/>
+    </w:pPr>
+  </w:style>
+  <w:style w:type="paragraph" w:customStyle="1" w:styleId="XdQuoteList2">
+    <w:name w:val="Xd Quote List 2"/>
+    <w:basedOn w:val="Normal"/>
+    <w:qFormat/>
+    <w:pPr>
+      <w:spacing w:before="0" w:after="0" w:line="276" w:lineRule="exact"/>
+      <w:ind w:left="2160" w:right="720" w:hanging="720"/>
+    </w:pPr>
+  </w:style>
+  <w:style w:type="paragraph" w:customStyle="1" w:styleId="XdQuoteList3">
+    <w:name w:val="Xd Quote List 3"/>
+    <w:basedOn w:val="Normal"/>
+    <w:qFormat/>
+    <w:pPr>
+      <w:spacing w:before="0" w:after="0" w:line="276" w:lineRule="exact"/>
+      <w:ind w:left="2880" w:right="720" w:hanging="720"/>
     </w:pPr>
   </w:style>
   <w:style w:type="paragraph" w:customStyle="1" w:styleId="SourceCode">

--- a/courts/fourth-circuit/south-carolina/state/supreme-court/petition-for-writ/usage/OUTPUT-petition-for-writ.docx
+++ b/courts/fourth-circuit/south-carolina/state/supreme-court/petition-for-writ/usage/OUTPUT-petition-for-writ.docx
@@ -168,9 +168,7 @@
         <w:t xml:space="preserve"> </w:t>
       </w:r>
       <w:r>
-        <w:t xml:space="preserve">2026</w:t>
-        <w:noBreakHyphen/>
-        <w:t xml:space="preserve">000032</w:t>
+        <w:t xml:space="preserve">2026-⁠000032</w:t>
       </w:r>
     </w:p>
     <w:p>
@@ -915,9 +913,7 @@
               <w:t xml:space="preserve"> </w:t>
             </w:r>
             <w:r>
-              <w:t xml:space="preserve">372</w:t>
-              <w:noBreakHyphen/>
-              <w:t xml:space="preserve">6681</w:t>
+              <w:t xml:space="preserve">372-⁠6681</w:t>
             </w:r>
           </w:p>
           <w:p>
@@ -1325,9 +1321,7 @@
               <w:t xml:space="preserve"> </w:t>
             </w:r>
             <w:r>
-              <w:t xml:space="preserve">235</w:t>
-              <w:noBreakHyphen/>
-              <w:t xml:space="preserve">1269</w:t>
+              <w:t xml:space="preserve">235-⁠1269</w:t>
             </w:r>
           </w:p>
           <w:p>
@@ -2338,11 +2332,7 @@
         <w:t xml:space="preserve"> </w:t>
       </w:r>
       <w:r>
-        <w:t xml:space="preserve">25</w:t>
-        <w:noBreakHyphen/>
-        <w:t xml:space="preserve">1</w:t>
-        <w:noBreakHyphen/>
-        <w:t xml:space="preserve">1840.</w:t>
+        <w:t xml:space="preserve">25-⁠1-⁠1840.</w:t>
       </w:r>
       <w:r>
         <w:t xml:space="preserve">   </w:t>
@@ -2931,19 +2921,7 @@
         <w:pStyle w:val="BodyText"/>
       </w:pPr>
       <w:r>
-        <w:t xml:space="preserve">25</w:t>
-      </w:r>
-      <w:r>
-        <w:noBreakHyphen/>
-      </w:r>
-      <w:r>
-        <w:t xml:space="preserve">1</w:t>
-      </w:r>
-      <w:r>
-        <w:noBreakHyphen/>
-      </w:r>
-      <w:r>
-        <w:t xml:space="preserve">1840, and then vindicate those limits by declaring the deployment to be in</w:t>
+        <w:t xml:space="preserve">25-⁠1-⁠1840, and then vindicate those limits by declaring the deployment to be in</w:t>
       </w:r>
     </w:p>
     <w:p>
@@ -3325,13 +3303,7 @@
         <w:pStyle w:val="BodyText"/>
       </w:pPr>
       <w:r>
-        <w:t xml:space="preserve">District of Columbia v. Trump, No. 25-cv</w:t>
-      </w:r>
-      <w:r>
-        <w:noBreakHyphen/>
-      </w:r>
-      <w:r>
-        <w:t xml:space="preserve">3005 (JMC), 2025 WL 3240331, at *3</w:t>
+        <w:t xml:space="preserve">District of Columbia v. Trump, No. 25-cv-⁠3005 (JMC), 2025 WL 3240331, at *3</w:t>
       </w:r>
     </w:p>
     <w:p>
@@ -3613,51 +3585,15 @@
         <w:pStyle w:val="BodyText"/>
       </w:pPr>
       <w:r>
-        <w:t xml:space="preserve">National Guard: Sections 25</w:t>
-      </w:r>
-      <w:r>
-        <w:noBreakHyphen/>
-      </w:r>
-      <w:r>
-        <w:t xml:space="preserve">1</w:t>
-      </w:r>
-      <w:r>
-        <w:noBreakHyphen/>
-      </w:r>
-      <w:r>
-        <w:t xml:space="preserve">1820 and 25</w:t>
-      </w:r>
-      <w:r>
-        <w:noBreakHyphen/>
-      </w:r>
-      <w:r>
-        <w:t xml:space="preserve">1</w:t>
-      </w:r>
-      <w:r>
-        <w:noBreakHyphen/>
-      </w:r>
-      <w:r>
-        <w:t xml:space="preserve">1840.</w:t>
-      </w:r>
-    </w:p>
-    <w:p>
-      <w:pPr>
-        <w:pStyle w:val="BodyText"/>
-      </w:pPr>
-      <w:r>
-        <w:t xml:space="preserve">Section 25</w:t>
-      </w:r>
-      <w:r>
-        <w:noBreakHyphen/>
-      </w:r>
-      <w:r>
-        <w:t xml:space="preserve">1</w:t>
-      </w:r>
-      <w:r>
-        <w:noBreakHyphen/>
-      </w:r>
-      <w:r>
-        <w:t xml:space="preserve">1820 provides the circumstances under which the South</w:t>
+        <w:t xml:space="preserve">National Guard: Sections 25-⁠1-⁠1820 and 25-⁠1-⁠1840.</w:t>
+      </w:r>
+    </w:p>
+    <w:p>
+      <w:pPr>
+        <w:pStyle w:val="BodyText"/>
+      </w:pPr>
+      <w:r>
+        <w:t xml:space="preserve">Section 25-⁠1-⁠1820 provides the circumstances under which the South</w:t>
       </w:r>
     </w:p>
     <w:p>
@@ -3737,31 +3673,7 @@
         <w:pStyle w:val="BodyText"/>
       </w:pPr>
       <w:r>
-        <w:t xml:space="preserve">for in Sections 25</w:t>
-      </w:r>
-      <w:r>
-        <w:noBreakHyphen/>
-      </w:r>
-      <w:r>
-        <w:t xml:space="preserve">1</w:t>
-      </w:r>
-      <w:r>
-        <w:noBreakHyphen/>
-      </w:r>
-      <w:r>
-        <w:t xml:space="preserve">1840 to 25</w:t>
-      </w:r>
-      <w:r>
-        <w:noBreakHyphen/>
-      </w:r>
-      <w:r>
-        <w:t xml:space="preserve">1</w:t>
-      </w:r>
-      <w:r>
-        <w:noBreakHyphen/>
-      </w:r>
-      <w:r>
-        <w:t xml:space="preserve">1880 shall order out for active</w:t>
+        <w:t xml:space="preserve">for in Sections 25-⁠1-⁠1840 to 25-⁠1-⁠1880 shall order out for active</w:t>
       </w:r>
     </w:p>
     <w:p>
@@ -3809,19 +3721,7 @@
         <w:pStyle w:val="BodyText"/>
       </w:pPr>
       <w:r>
-        <w:t xml:space="preserve">Section 25</w:t>
-      </w:r>
-      <w:r>
-        <w:noBreakHyphen/>
-      </w:r>
-      <w:r>
-        <w:t xml:space="preserve">1</w:t>
-      </w:r>
-      <w:r>
-        <w:noBreakHyphen/>
-      </w:r>
-      <w:r>
-        <w:t xml:space="preserve">1840 authorizes the Governor to deploy active-duty National</w:t>
+        <w:t xml:space="preserve">Section 25-⁠1-⁠1840 authorizes the Governor to deploy active-duty National</w:t>
       </w:r>
     </w:p>
     <w:p>
@@ -5255,13 +5155,7 @@
         <w:pStyle w:val="BodyText"/>
       </w:pPr>
       <w:r>
-        <w:t xml:space="preserve">that state. Harris v. Lee, No. 25</w:t>
-      </w:r>
-      <w:r>
-        <w:noBreakHyphen/>
-      </w:r>
-      <w:r>
-        <w:t xml:space="preserve">1461-I, Order on Plaintiffs’ Motion for Temporary</w:t>
+        <w:t xml:space="preserve">that state. Harris v. Lee, No. 25-⁠1461-I, Order on Plaintiffs’ Motion for Temporary</w:t>
       </w:r>
     </w:p>
     <w:p>
@@ -5825,19 +5719,7 @@
         <w:pStyle w:val="BodyText"/>
       </w:pPr>
       <w:r>
-        <w:t xml:space="preserve">vested in him by Section 25</w:t>
-      </w:r>
-      <w:r>
-        <w:noBreakHyphen/>
-      </w:r>
-      <w:r>
-        <w:t xml:space="preserve">1</w:t>
-      </w:r>
-      <w:r>
-        <w:noBreakHyphen/>
-      </w:r>
-      <w:r>
-        <w:t xml:space="preserve">1840 of the South Carolina Code. Therefore, it is</w:t>
+        <w:t xml:space="preserve">vested in him by Section 25-⁠1-⁠1840 of the South Carolina Code. Therefore, it is</w:t>
       </w:r>
     </w:p>
     <w:p>
@@ -6121,13 +6003,7 @@
         <w:pStyle w:val="BodyText"/>
       </w:pPr>
       <w:r>
-        <w:t xml:space="preserve">decisions are cabined by state law. See District of Columbia v. Trump, No. 25</w:t>
-      </w:r>
-      <w:r>
-        <w:noBreakHyphen/>
-      </w:r>
-      <w:r>
-        <w:t xml:space="preserve">5418,</w:t>
+        <w:t xml:space="preserve">decisions are cabined by state law. See District of Columbia v. Trump, No. 25-⁠5418,</w:t>
       </w:r>
     </w:p>
     <w:p>
@@ -6439,11 +6315,7 @@
           <w:i/>
           <w:iCs/>
         </w:rPr>
-        <w:t xml:space="preserve">25</w:t>
-        <w:noBreakHyphen/>
-        <w:t xml:space="preserve">1</w:t>
-        <w:noBreakHyphen/>
-        <w:t xml:space="preserve">1840.</w:t>
+        <w:t xml:space="preserve">25-⁠1-⁠1840.</w:t>
       </w:r>
     </w:p>
     <w:p>
@@ -6459,19 +6331,7 @@
         <w:pStyle w:val="BodyText"/>
       </w:pPr>
       <w:r>
-        <w:t xml:space="preserve">25</w:t>
-      </w:r>
-      <w:r>
-        <w:noBreakHyphen/>
-      </w:r>
-      <w:r>
-        <w:t xml:space="preserve">1</w:t>
-      </w:r>
-      <w:r>
-        <w:noBreakHyphen/>
-      </w:r>
-      <w:r>
-        <w:t xml:space="preserve">1840 of the South Carolina Code. It allows the Governor to deploy the National</w:t>
+        <w:t xml:space="preserve">25-⁠1-⁠1840 of the South Carolina Code. It allows the Governor to deploy the National</w:t>
       </w:r>
     </w:p>
     <w:p>
@@ -6607,19 +6467,7 @@
         <w:pStyle w:val="BodyText"/>
       </w:pPr>
       <w:r>
-        <w:t xml:space="preserve">But even if it could, each provision within 25</w:t>
-      </w:r>
-      <w:r>
-        <w:noBreakHyphen/>
-      </w:r>
-      <w:r>
-        <w:t xml:space="preserve">1</w:t>
-      </w:r>
-      <w:r>
-        <w:noBreakHyphen/>
-      </w:r>
-      <w:r>
-        <w:t xml:space="preserve">1840 contemplates</w:t>
+        <w:t xml:space="preserve">But even if it could, each provision within 25-⁠1-⁠1840 contemplates</w:t>
       </w:r>
     </w:p>
     <w:p>
@@ -6909,13 +6757,7 @@
         <w:pStyle w:val="BodyText"/>
       </w:pPr>
       <w:r>
-        <w:t xml:space="preserve">creatures. District of Columbia v. Trump, No. 25</w:t>
-      </w:r>
-      <w:r>
-        <w:noBreakHyphen/>
-      </w:r>
-      <w:r>
-        <w:t xml:space="preserve">5418, 2025 WL 3673674, at *10</w:t>
+        <w:t xml:space="preserve">creatures. District of Columbia v. Trump, No. 25-⁠5418, 2025 WL 3673674, at *10</w:t>
       </w:r>
     </w:p>
     <w:p>
@@ -7409,19 +7251,7 @@
         <w:pStyle w:val="BodyText"/>
       </w:pPr>
       <w:r>
-        <w:t xml:space="preserve">a particularized harm or injury as a result of section 11</w:t>
-      </w:r>
-      <w:r>
-        <w:noBreakHyphen/>
-      </w:r>
-      <w:r>
-        <w:t xml:space="preserve">43</w:t>
-      </w:r>
-      <w:r>
-        <w:noBreakHyphen/>
-      </w:r>
-      <w:r>
-        <w:t xml:space="preserve">140, but we find this</w:t>
+        <w:t xml:space="preserve">a particularized harm or injury as a result of section 11-⁠43-⁠140, but we find this</w:t>
       </w:r>
     </w:p>
     <w:p>
@@ -7477,13 +7307,7 @@
         <w:pStyle w:val="BodyText"/>
       </w:pPr>
       <w:r>
-        <w:t xml:space="preserve">S.C. at 645</w:t>
-      </w:r>
-      <w:r>
-        <w:noBreakHyphen/>
-      </w:r>
-      <w:r>
-        <w:t xml:space="preserve">46, 511 S.E.2d at 75 (granting public importance standing to address</w:t>
+        <w:t xml:space="preserve">S.C. at 645-⁠46, 511 S.E.2d at 75 (granting public importance standing to address</w:t>
       </w:r>
     </w:p>
     <w:p>
@@ -8774,9 +8598,7 @@
                     <w:t xml:space="preserve"> </w:t>
                   </w:r>
                   <w:r>
-                    <w:t xml:space="preserve">372</w:t>
-                    <w:noBreakHyphen/>
-                    <w:t xml:space="preserve">6681</w:t>
+                    <w:t xml:space="preserve">372-⁠6681</w:t>
                   </w:r>
                 </w:p>
                 <w:p>
@@ -9142,9 +8964,7 @@
                     <w:t xml:space="preserve"> </w:t>
                   </w:r>
                   <w:r>
-                    <w:t xml:space="preserve">235</w:t>
-                    <w:noBreakHyphen/>
-                    <w:t xml:space="preserve">1269</w:t>
+                    <w:t xml:space="preserve">235-⁠1269</w:t>
                   </w:r>
                 </w:p>
                 <w:p>
@@ -9999,7 +9819,7 @@
     <w:qFormat/>
     <w:pPr>
       <w:keepLines/>
-      <w:spacing w:before="0" w:after="140" w:line="276" w:lineRule="exact"/>
+      <w:spacing w:before="46" w:after="140" w:line="276" w:lineRule="exact"/>
     </w:pPr>
     <w:rPr>
       <w:sz w:val="24"/>
